--- a/Documentation/Teknisk.docx
+++ b/Documentation/Teknisk.docx
@@ -61,373 +61,765 @@
     </w:p>
     <w:p>
       <w:r>
-        <w:t xml:space="preserve">Dette system er en automatiseret måde at bygge og pakke et lille program på, kaldet </w:t>
-      </w:r>
-      <w:r>
+        <w:t xml:space="preserve">Dette system er en automatiseret måde at bygge og pakke et lille </w:t>
+      </w:r>
+      <w:proofErr w:type="gramStart"/>
+      <w:r>
+        <w:t>UI program</w:t>
+      </w:r>
+      <w:proofErr w:type="gramEnd"/>
+      <w:r>
+        <w:t xml:space="preserve"> på. </w:t>
+      </w:r>
+      <w:r>
+        <w:t xml:space="preserve">Det bruger en </w:t>
+      </w:r>
+      <w:r>
+        <w:t>Dockerfile</w:t>
+      </w:r>
+      <w:r>
+        <w:t>, som er en slags opskrift, der fortæller computeren, hvordan den skal samle programmet og dets nødvendige dele.</w:t>
+      </w:r>
+    </w:p>
+    <w:p>
+      <w:r>
+        <w:t xml:space="preserve">Dette system gør det nemt for både udviklere at bygge, pakke og installere et program uden at skulle dykke ned i komplekse tekniske detaljer. Det sikrer, at programmet fungerer korrekt og er let at dele og installere på forskellige </w:t>
+      </w:r>
+      <w:r>
+        <w:t>’</w:t>
+      </w:r>
+      <w:proofErr w:type="spellStart"/>
+      <w:r>
+        <w:t>barebone</w:t>
+      </w:r>
+      <w:proofErr w:type="spellEnd"/>
+      <w:r>
+        <w:t>’-</w:t>
+      </w:r>
+      <w:proofErr w:type="spellStart"/>
+      <w:r>
+        <w:t>linux</w:t>
+      </w:r>
+      <w:proofErr w:type="spellEnd"/>
+      <w:r>
+        <w:t xml:space="preserve"> systemer</w:t>
+      </w:r>
+      <w:r>
+        <w:t>.</w:t>
+      </w:r>
+    </w:p>
+    <w:p>
+      <w:r>
+        <w:t xml:space="preserve">Denne løsning er designet til at gøre det nemt at udvikle og teste en lille, selvstændig brugerflade direkte i din webbrowser. Det betyder, at du kan arbejde med og afprøve din </w:t>
+      </w:r>
+      <w:r>
+        <w:t xml:space="preserve">grafiske </w:t>
+      </w:r>
+      <w:r>
+        <w:t xml:space="preserve">applikation lokalt, uden at skulle installere den på en </w:t>
+      </w:r>
+      <w:r>
+        <w:t>maskine</w:t>
+      </w:r>
+      <w:r>
+        <w:t>.</w:t>
+      </w:r>
+    </w:p>
+    <w:p>
+      <w:r>
+        <w:t xml:space="preserve">Når du er tilfreds med, hvordan det hele ser ud og fungerer i din browser, kan du pakke det hele sammen til en komplet </w:t>
+      </w:r>
+      <w:proofErr w:type="spellStart"/>
+      <w:r>
+        <w:t>AppImage</w:t>
+      </w:r>
+      <w:proofErr w:type="spellEnd"/>
+      <w:r>
+        <w:t xml:space="preserve">. Denne pakke indeholder alt, hvad der er nødvendigt for at køre applikationen på en hvilken som helst </w:t>
+      </w:r>
+      <w:proofErr w:type="spellStart"/>
+      <w:r>
+        <w:t>linux</w:t>
+      </w:r>
+      <w:proofErr w:type="spellEnd"/>
+      <w:r>
+        <w:t xml:space="preserve"> system</w:t>
+      </w:r>
+      <w:r>
+        <w:t>, uden behov for yderligere installationer eller internetforbindelse.</w:t>
+      </w:r>
+    </w:p>
+    <w:p>
+      <w:r>
+        <w:tab/>
+      </w:r>
+    </w:p>
+    <w:p>
+      <w:pPr>
+        <w:pStyle w:val="Overskrift1"/>
+      </w:pPr>
+      <w:r>
+        <w:t>Teknisk:</w:t>
+      </w:r>
+    </w:p>
+    <w:p>
+      <w:pPr>
+        <w:pStyle w:val="Overskrift1"/>
         <w:rPr>
-          <w:b/>
-          <w:bCs/>
+          <w:color w:val="000000"/>
         </w:rPr>
-        <w:t>minimal-ui</w:t>
-      </w:r>
-      <w:r>
-        <w:t xml:space="preserve">. Det bruger en såkaldt </w:t>
-      </w:r>
-      <w:proofErr w:type="spellStart"/>
+      </w:pPr>
       <w:r>
         <w:rPr>
-          <w:i/>
-          <w:iCs/>
+          <w:rStyle w:val="Strk"/>
+          <w:b w:val="0"/>
+          <w:bCs w:val="0"/>
+          <w:color w:val="000000"/>
         </w:rPr>
-        <w:t>Makefile</w:t>
-      </w:r>
-      <w:proofErr w:type="spellEnd"/>
-      <w:r>
-        <w:t>, som er en slags opskrift, der fortæller computeren, hvordan den skal samle programmet og dets nødvendige dele.</w:t>
-      </w:r>
-    </w:p>
-    <w:p>
-      <w:r>
-        <w:t>Dette system gør det nemt for både udviklere og brugere at bygge, pakke og installere et program uden at skulle dykke ned i komplekse tekniske detaljer. Det sikrer, at programmet fungerer korrekt og er let at dele og installere på forskellige computere.</w:t>
-      </w:r>
-    </w:p>
-    <w:p>
-      <w:r>
-        <w:t xml:space="preserve">Denne løsning er designet til at gøre det nemt at udvikle og teste en lille, selvstændig brugerflade (kaldet "minimal-ui") direkte i din webbrowser. Det betyder, at du kan arbejde med og afprøve din applikation lokalt, uden at skulle installere den på en </w:t>
-      </w:r>
-      <w:r>
-        <w:t>maskine/robot.</w:t>
-      </w:r>
-    </w:p>
-    <w:p>
-      <w:r>
-        <w:t>Når du er tilfreds med, hvordan det hele ser ud og fungerer i din browser, kan du pakke det hele sammen til en komplet installationspakke. Denne pakke indeholder alt, hvad der er nødvendigt for at køre applikationen på en hvilken som helst computer, uden behov for yderligere installationer eller internetforbindelse.</w:t>
-      </w:r>
-    </w:p>
-    <w:p>
-      <w:r>
-        <w:tab/>
-      </w:r>
-    </w:p>
-    <w:p>
-      <w:pPr>
-        <w:pStyle w:val="Overskrift1"/>
-      </w:pPr>
-      <w:r>
-        <w:t>Teknisk:</w:t>
-      </w:r>
-    </w:p>
-    <w:p>
-      <w:proofErr w:type="spellStart"/>
-      <w:r>
-        <w:t>Makefile</w:t>
-      </w:r>
-      <w:proofErr w:type="spellEnd"/>
-      <w:r>
-        <w:t xml:space="preserve"> i koden</w:t>
-      </w:r>
-      <w:r>
-        <w:t xml:space="preserve"> er designet til at bygge og installere en minimal grafisk brugerflade (UI) applikation ved hjælp af C-programmering og biblioteker som GTK og </w:t>
-      </w:r>
-      <w:proofErr w:type="spellStart"/>
-      <w:r>
-        <w:t>WebKitGTK</w:t>
-      </w:r>
-      <w:proofErr w:type="spellEnd"/>
-      <w:r>
-        <w:t xml:space="preserve">. Formålet er at skabe en lille, selvstændig applikation, der kan køre på </w:t>
-      </w:r>
-      <w:r>
-        <w:t xml:space="preserve">vores </w:t>
-      </w:r>
-      <w:r>
-        <w:t>32-bit Linux-system uden behov for yderligere afhængigheder.</w:t>
-      </w:r>
-      <w:r>
-        <w:t xml:space="preserve"> </w:t>
+        <w:t xml:space="preserve">Dockerfile for </w:t>
+      </w:r>
+      <w:proofErr w:type="spellStart"/>
+      <w:r>
+        <w:rPr>
+          <w:rStyle w:val="Strk"/>
+          <w:b w:val="0"/>
+          <w:bCs w:val="0"/>
+          <w:color w:val="000000"/>
+        </w:rPr>
+        <w:t>NetSurf</w:t>
+      </w:r>
+      <w:proofErr w:type="spellEnd"/>
+      <w:r>
+        <w:rPr>
+          <w:rStyle w:val="Strk"/>
+          <w:b w:val="0"/>
+          <w:bCs w:val="0"/>
+          <w:color w:val="000000"/>
+        </w:rPr>
+        <w:t xml:space="preserve"> Framebuffer </w:t>
+      </w:r>
+      <w:proofErr w:type="spellStart"/>
+      <w:r>
+        <w:rPr>
+          <w:rStyle w:val="Strk"/>
+          <w:b w:val="0"/>
+          <w:bCs w:val="0"/>
+          <w:color w:val="000000"/>
+        </w:rPr>
+        <w:t>AppImage</w:t>
+      </w:r>
+      <w:proofErr w:type="spellEnd"/>
+      <w:r>
+        <w:rPr>
+          <w:rStyle w:val="Strk"/>
+          <w:b w:val="0"/>
+          <w:bCs w:val="0"/>
+          <w:color w:val="000000"/>
+        </w:rPr>
+        <w:t xml:space="preserve"> (32-bit)</w:t>
+      </w:r>
+    </w:p>
+    <w:p>
+      <w:pPr>
+        <w:pStyle w:val="Overskrift2"/>
+        <w:rPr>
+          <w:color w:val="000000"/>
+        </w:rPr>
+      </w:pPr>
+      <w:r>
+        <w:rPr>
+          <w:rStyle w:val="Strk"/>
+          <w:b w:val="0"/>
+          <w:bCs w:val="0"/>
+          <w:color w:val="000000"/>
+        </w:rPr>
+        <w:t>Formål</w:t>
+      </w:r>
+    </w:p>
+    <w:p>
+      <w:pPr>
+        <w:pStyle w:val="NormalWeb"/>
+        <w:rPr>
+          <w:color w:val="000000"/>
+        </w:rPr>
+      </w:pPr>
+      <w:r>
+        <w:rPr>
+          <w:color w:val="000000"/>
+        </w:rPr>
+        <w:t xml:space="preserve">Dockerfilen bygger en selvstændig </w:t>
+      </w:r>
+      <w:proofErr w:type="spellStart"/>
+      <w:r>
+        <w:rPr>
+          <w:color w:val="000000"/>
+        </w:rPr>
+        <w:t>AppImage</w:t>
+      </w:r>
+      <w:proofErr w:type="spellEnd"/>
+      <w:r>
+        <w:rPr>
+          <w:color w:val="000000"/>
+        </w:rPr>
+        <w:t xml:space="preserve"> af </w:t>
+      </w:r>
+      <w:proofErr w:type="spellStart"/>
+      <w:r>
+        <w:rPr>
+          <w:color w:val="000000"/>
+        </w:rPr>
+        <w:t>NetSurf</w:t>
+      </w:r>
+      <w:proofErr w:type="spellEnd"/>
+      <w:r>
+        <w:rPr>
+          <w:color w:val="000000"/>
+        </w:rPr>
+        <w:t>-webbrowseren til framebuffer (uden grafisk brugerflade), målrettet 32-bit Linux-systemer. Den samler alle nødvendige biblioteker og værktøjer, så browseren kan køre uden afhængigheder på målmaskinen.</w:t>
+      </w:r>
+    </w:p>
+    <w:p>
+      <w:pPr>
+        <w:pStyle w:val="NormalWeb"/>
+        <w:rPr>
+          <w:color w:val="000000"/>
+        </w:rPr>
+      </w:pPr>
+    </w:p>
+    <w:p>
+      <w:pPr>
+        <w:pStyle w:val="Overskrift2"/>
+      </w:pPr>
+      <w:r>
+        <w:lastRenderedPageBreak/>
+        <w:t>1. Basebillede</w:t>
+      </w:r>
+    </w:p>
+    <w:p>
+      <w:r>
+        <w:t>Starter med et 32-bit Ubuntu 16.04-billede, som bruges til at bygge browseren og dens afhængigheder.</w:t>
+      </w:r>
+    </w:p>
+    <w:p>
+      <w:pPr>
+        <w:pStyle w:val="Overskrift2"/>
+      </w:pPr>
+      <w:r>
+        <w:t>2. Installation af afhængigheder</w:t>
+      </w:r>
+    </w:p>
+    <w:p>
+      <w:r>
+        <w:t>Installerer alle nødvendige systemværktøjer og biblioteker:</w:t>
+      </w:r>
+    </w:p>
+    <w:p>
+      <w:r>
+        <w:t>- Kompilatorer (</w:t>
+      </w:r>
+      <w:proofErr w:type="spellStart"/>
+      <w:r>
+        <w:t>build-essential</w:t>
+      </w:r>
+      <w:proofErr w:type="spellEnd"/>
+      <w:r>
+        <w:t xml:space="preserve">, bison, </w:t>
+      </w:r>
+      <w:proofErr w:type="spellStart"/>
+      <w:r>
+        <w:t>flex</w:t>
+      </w:r>
+      <w:proofErr w:type="spellEnd"/>
+      <w:r>
+        <w:t>)</w:t>
+      </w:r>
+    </w:p>
+    <w:p>
+      <w:r>
+        <w:t>- Netværksbiblioteker (</w:t>
+      </w:r>
+      <w:proofErr w:type="spellStart"/>
+      <w:r>
+        <w:t>libcurl</w:t>
+      </w:r>
+      <w:proofErr w:type="spellEnd"/>
+      <w:r>
+        <w:t xml:space="preserve">, </w:t>
+      </w:r>
+      <w:proofErr w:type="spellStart"/>
+      <w:r>
+        <w:t>libssl</w:t>
+      </w:r>
+      <w:proofErr w:type="spellEnd"/>
+      <w:r>
+        <w:t>)</w:t>
+      </w:r>
+    </w:p>
+    <w:p>
+      <w:r>
+        <w:t>- Grafikbiblioteker (</w:t>
+      </w:r>
+      <w:proofErr w:type="spellStart"/>
+      <w:r>
+        <w:t>libpng</w:t>
+      </w:r>
+      <w:proofErr w:type="spellEnd"/>
+      <w:r>
+        <w:t xml:space="preserve">, </w:t>
+      </w:r>
+      <w:proofErr w:type="spellStart"/>
+      <w:r>
+        <w:t>libjpeg</w:t>
+      </w:r>
+      <w:proofErr w:type="spellEnd"/>
+      <w:r>
+        <w:t>)</w:t>
+      </w:r>
+    </w:p>
+    <w:p>
+      <w:r>
+        <w:t xml:space="preserve">- Værktøjer som </w:t>
+      </w:r>
+      <w:proofErr w:type="spellStart"/>
+      <w:r>
+        <w:t>imagemagick</w:t>
+      </w:r>
+      <w:proofErr w:type="spellEnd"/>
+      <w:r>
+        <w:t xml:space="preserve"> og </w:t>
+      </w:r>
+      <w:proofErr w:type="spellStart"/>
+      <w:r>
+        <w:t>cmake</w:t>
+      </w:r>
+      <w:proofErr w:type="spellEnd"/>
+    </w:p>
+    <w:p>
+      <w:pPr>
+        <w:pStyle w:val="Overskrift2"/>
+      </w:pPr>
+      <w:r>
+        <w:t>3. Miljøvariabler</w:t>
+      </w:r>
+    </w:p>
+    <w:p>
+      <w:r>
+        <w:t>Sætter stier for, hvor biblioteker og værktøjer skal installeres og findes under bygningen.</w:t>
+      </w:r>
+    </w:p>
+    <w:p>
+      <w:pPr>
+        <w:pStyle w:val="Overskrift2"/>
+      </w:pPr>
+      <w:r>
+        <w:t xml:space="preserve">4. Installation af </w:t>
+      </w:r>
+      <w:proofErr w:type="spellStart"/>
+      <w:r>
+        <w:t>CMake</w:t>
+      </w:r>
+      <w:proofErr w:type="spellEnd"/>
+    </w:p>
+    <w:p>
+      <w:r>
+        <w:t xml:space="preserve">Downloader og installerer en nyere version af </w:t>
+      </w:r>
+      <w:proofErr w:type="spellStart"/>
+      <w:r>
+        <w:t>CMake</w:t>
+      </w:r>
+      <w:proofErr w:type="spellEnd"/>
+      <w:r>
+        <w:t xml:space="preserve"> (v3.25.2), som kræves til nogle af komponenterne.</w:t>
+      </w:r>
+    </w:p>
+    <w:p>
+      <w:pPr>
+        <w:pStyle w:val="Overskrift2"/>
+      </w:pPr>
+      <w:r>
+        <w:t xml:space="preserve">5. Hent og installer </w:t>
+      </w:r>
+      <w:proofErr w:type="spellStart"/>
+      <w:r>
+        <w:t>NetSurf</w:t>
+      </w:r>
+      <w:proofErr w:type="spellEnd"/>
+      <w:r>
+        <w:t>-byggesystem og kildekode</w:t>
+      </w:r>
+    </w:p>
+    <w:p>
+      <w:r>
+        <w:t>Henter og pakker kildekode for:</w:t>
+      </w:r>
+    </w:p>
+    <w:p>
+      <w:r>
+        <w:t xml:space="preserve">- </w:t>
+      </w:r>
+      <w:proofErr w:type="spellStart"/>
+      <w:r>
+        <w:t>NetSurf</w:t>
+      </w:r>
+      <w:proofErr w:type="spellEnd"/>
+      <w:r>
+        <w:t>-biblioteker (</w:t>
+      </w:r>
+      <w:proofErr w:type="spellStart"/>
+      <w:r>
+        <w:t>libcss</w:t>
+      </w:r>
+      <w:proofErr w:type="spellEnd"/>
+      <w:r>
+        <w:t xml:space="preserve">, </w:t>
+      </w:r>
+      <w:proofErr w:type="spellStart"/>
+      <w:r>
+        <w:t>libdom</w:t>
+      </w:r>
+      <w:proofErr w:type="spellEnd"/>
+      <w:r>
+        <w:t xml:space="preserve">, </w:t>
+      </w:r>
+      <w:proofErr w:type="spellStart"/>
+      <w:r>
+        <w:t>libhubbub</w:t>
+      </w:r>
+      <w:proofErr w:type="spellEnd"/>
+      <w:r>
+        <w:t xml:space="preserve"> osv.)</w:t>
+      </w:r>
+    </w:p>
+    <w:p>
+      <w:r>
+        <w:t xml:space="preserve">- </w:t>
+      </w:r>
+      <w:proofErr w:type="spellStart"/>
+      <w:r>
+        <w:t>NetSurf</w:t>
+      </w:r>
+      <w:proofErr w:type="spellEnd"/>
+      <w:r>
+        <w:t>-browserens framebuffer-version</w:t>
+      </w:r>
+    </w:p>
+    <w:p>
+      <w:pPr>
+        <w:pStyle w:val="Overskrift2"/>
+      </w:pPr>
+      <w:r>
+        <w:t>6. Byg og installer biblioteker</w:t>
+      </w:r>
+    </w:p>
+    <w:p>
+      <w:r>
+        <w:t>Bygger og installerer hver afhængighed ét ad gangen til den definerede installationssti.</w:t>
+      </w:r>
+    </w:p>
+    <w:p>
+      <w:pPr>
+        <w:pStyle w:val="Overskrift2"/>
+      </w:pPr>
+      <w:r>
+        <w:t xml:space="preserve">7. Byg </w:t>
+      </w:r>
+      <w:proofErr w:type="spellStart"/>
+      <w:r>
+        <w:t>NetSurf</w:t>
+      </w:r>
+      <w:proofErr w:type="spellEnd"/>
+      <w:r>
+        <w:t>-browseren til framebuffer</w:t>
+      </w:r>
+    </w:p>
+    <w:p>
+      <w:r>
+        <w:t xml:space="preserve">Kompilerer selve </w:t>
+      </w:r>
+      <w:proofErr w:type="spellStart"/>
+      <w:r>
+        <w:t>NetSurf</w:t>
+      </w:r>
+      <w:proofErr w:type="spellEnd"/>
+      <w:r>
+        <w:t>-browseren uden støtte for f.eks. JavaScript eller JPEG, for at forenkle afhængighederne.</w:t>
+      </w:r>
+    </w:p>
+    <w:p>
+      <w:pPr>
+        <w:pStyle w:val="Overskrift2"/>
+      </w:pPr>
+      <w:r>
+        <w:t xml:space="preserve">8. Opret </w:t>
+      </w:r>
+      <w:proofErr w:type="spellStart"/>
+      <w:r>
+        <w:t>AppDir</w:t>
+      </w:r>
+      <w:proofErr w:type="spellEnd"/>
+      <w:r>
+        <w:t>-struktur</w:t>
+      </w:r>
+    </w:p>
+    <w:p>
+      <w:r>
+        <w:t xml:space="preserve">Forbereder mappestruktur som krævet af </w:t>
+      </w:r>
+      <w:proofErr w:type="spellStart"/>
+      <w:r>
+        <w:t>AppImage</w:t>
+      </w:r>
+      <w:proofErr w:type="spellEnd"/>
+      <w:r>
+        <w:t>-formatet. Kopierer browserens binære fil og tilhørende data.</w:t>
+      </w:r>
+    </w:p>
+    <w:p>
+      <w:pPr>
+        <w:pStyle w:val="Overskrift2"/>
+      </w:pPr>
+      <w:r>
+        <w:lastRenderedPageBreak/>
+        <w:t xml:space="preserve">9. Opret ikon og desktop </w:t>
+      </w:r>
+      <w:proofErr w:type="spellStart"/>
+      <w:r>
+        <w:t>entry</w:t>
+      </w:r>
+      <w:proofErr w:type="spellEnd"/>
+    </w:p>
+    <w:p>
+      <w:r>
+        <w:t xml:space="preserve">Opretter en dummy-ikon med </w:t>
+      </w:r>
+      <w:proofErr w:type="spellStart"/>
+      <w:r>
+        <w:t>imagemagick</w:t>
+      </w:r>
+      <w:proofErr w:type="spellEnd"/>
+      <w:r>
+        <w:t xml:space="preserve">. Tilføjer en .desktop-fil så </w:t>
+      </w:r>
+      <w:proofErr w:type="spellStart"/>
+      <w:r>
+        <w:t>AppImage</w:t>
+      </w:r>
+      <w:proofErr w:type="spellEnd"/>
+      <w:r>
+        <w:t xml:space="preserve"> vises som en applikation i skrivebordsmiljøer.</w:t>
+      </w:r>
+    </w:p>
+    <w:p>
+      <w:pPr>
+        <w:pStyle w:val="Overskrift2"/>
+      </w:pPr>
+      <w:r>
+        <w:t>10. Kopiér og bundt alle nødvendige biblioteker</w:t>
+      </w:r>
+    </w:p>
+    <w:p>
+      <w:r>
+        <w:t xml:space="preserve">Finder og kopierer alle delte biblioteker, som </w:t>
+      </w:r>
+      <w:proofErr w:type="spellStart"/>
+      <w:r>
+        <w:t>NetSurf</w:t>
+      </w:r>
+      <w:proofErr w:type="spellEnd"/>
+      <w:r>
+        <w:t xml:space="preserve"> afhænger af. Løser også </w:t>
+      </w:r>
+      <w:proofErr w:type="spellStart"/>
+      <w:r>
+        <w:t>recursivt</w:t>
+      </w:r>
+      <w:proofErr w:type="spellEnd"/>
+      <w:r>
+        <w:t xml:space="preserve"> afhængigheder for bibliotekerne.</w:t>
+      </w:r>
+    </w:p>
+    <w:p>
+      <w:pPr>
+        <w:pStyle w:val="Overskrift2"/>
+      </w:pPr>
+      <w:r>
+        <w:t>11. Patche biblioteker og binær</w:t>
+      </w:r>
+    </w:p>
+    <w:p>
+      <w:r>
+        <w:t xml:space="preserve">Sørger for, at </w:t>
+      </w:r>
+      <w:proofErr w:type="spellStart"/>
+      <w:r>
+        <w:t>NetSurf</w:t>
+      </w:r>
+      <w:proofErr w:type="spellEnd"/>
+      <w:r>
+        <w:t xml:space="preserve"> bruger de medfølgende biblioteker i </w:t>
+      </w:r>
+      <w:proofErr w:type="spellStart"/>
+      <w:r>
+        <w:t>AppDir</w:t>
+      </w:r>
+      <w:proofErr w:type="spellEnd"/>
+      <w:r>
+        <w:t xml:space="preserve"> ved at ændre RPATH. Bevarer korrekt </w:t>
+      </w:r>
+      <w:proofErr w:type="spellStart"/>
+      <w:r>
+        <w:t>linkning</w:t>
+      </w:r>
+      <w:proofErr w:type="spellEnd"/>
+      <w:r>
+        <w:t xml:space="preserve"> uden at ændre den dynamiske linker.</w:t>
+      </w:r>
+    </w:p>
+    <w:p>
+      <w:pPr>
+        <w:pStyle w:val="Overskrift2"/>
+      </w:pPr>
+      <w:r>
+        <w:t>12. Opret startscript (</w:t>
+      </w:r>
+      <w:proofErr w:type="spellStart"/>
+      <w:r>
+        <w:t>AppRun</w:t>
+      </w:r>
+      <w:proofErr w:type="spellEnd"/>
+      <w:r>
+        <w:t>)</w:t>
+      </w:r>
+    </w:p>
+    <w:p>
+      <w:r>
+        <w:t xml:space="preserve">Skriver et script, som starter </w:t>
+      </w:r>
+      <w:proofErr w:type="spellStart"/>
+      <w:r>
+        <w:t>NetSurf</w:t>
+      </w:r>
+      <w:proofErr w:type="spellEnd"/>
+      <w:r>
+        <w:t xml:space="preserve"> med korrekt miljø, inklusive brugerdefineret linker og ressource-sti.</w:t>
+      </w:r>
+    </w:p>
+    <w:p>
+      <w:pPr>
+        <w:pStyle w:val="Overskrift2"/>
+      </w:pPr>
+      <w:r>
+        <w:t xml:space="preserve">13. Byg selve </w:t>
+      </w:r>
+      <w:proofErr w:type="spellStart"/>
+      <w:r>
+        <w:t>AppImage</w:t>
+      </w:r>
+      <w:proofErr w:type="spellEnd"/>
+    </w:p>
+    <w:p>
+      <w:r>
+        <w:t xml:space="preserve">Henter </w:t>
+      </w:r>
+      <w:proofErr w:type="spellStart"/>
+      <w:r>
+        <w:t>appimagetool</w:t>
+      </w:r>
+      <w:proofErr w:type="spellEnd"/>
+      <w:r>
+        <w:t xml:space="preserve">, som bruges til at bygge </w:t>
+      </w:r>
+      <w:proofErr w:type="spellStart"/>
+      <w:r>
+        <w:t>AppImage</w:t>
+      </w:r>
+      <w:proofErr w:type="spellEnd"/>
+      <w:r>
+        <w:t xml:space="preserve">. Kører værktøjet og pakker </w:t>
+      </w:r>
+      <w:proofErr w:type="spellStart"/>
+      <w:r>
+        <w:t>AppDir</w:t>
+      </w:r>
+      <w:proofErr w:type="spellEnd"/>
+      <w:r>
+        <w:t xml:space="preserve"> til én </w:t>
+      </w:r>
+      <w:proofErr w:type="gramStart"/>
+      <w:r>
+        <w:t>enkelt .</w:t>
+      </w:r>
+      <w:proofErr w:type="spellStart"/>
+      <w:r>
+        <w:t>AppImage</w:t>
+      </w:r>
+      <w:proofErr w:type="spellEnd"/>
+      <w:proofErr w:type="gramEnd"/>
+      <w:r>
+        <w:t xml:space="preserve"> fil.</w:t>
+      </w:r>
+    </w:p>
+    <w:p>
+      <w:pPr>
+        <w:pStyle w:val="Overskrift2"/>
+      </w:pPr>
+      <w:r>
+        <w:t>14. Eksporter resultatet</w:t>
+      </w:r>
+    </w:p>
+    <w:p>
+      <w:r>
+        <w:t xml:space="preserve">Overfører den færdige </w:t>
+      </w:r>
+      <w:proofErr w:type="spellStart"/>
+      <w:r>
+        <w:t>AppImage</w:t>
+      </w:r>
+      <w:proofErr w:type="spellEnd"/>
+      <w:r>
+        <w:t xml:space="preserve"> fra </w:t>
+      </w:r>
+      <w:proofErr w:type="spellStart"/>
+      <w:r>
+        <w:t>builder</w:t>
+      </w:r>
+      <w:proofErr w:type="spellEnd"/>
+      <w:r>
+        <w:t xml:space="preserve"> til en minimal fase (scratch) for nem eksport.</w:t>
+      </w:r>
+    </w:p>
+    <w:p>
+      <w:pPr>
+        <w:pStyle w:val="Overskrift2"/>
+      </w:pPr>
+      <w:r>
+        <w:t>Resultat</w:t>
+      </w:r>
+    </w:p>
+    <w:p>
+      <w:r>
+        <w:t>Efter at have bygget dette Docker-image, får man en selvstændig kørbar fil:</w:t>
+      </w:r>
+    </w:p>
+    <w:p>
+      <w:r>
+        <w:t>netsurf-fb-i386.AppImage</w:t>
       </w:r>
     </w:p>
     <w:p/>
     <w:p>
-      <w:pPr>
-        <w:pStyle w:val="Overskrift2"/>
-      </w:pPr>
-      <w:r>
-        <w:t>Struktur og funktioner</w:t>
-      </w:r>
-    </w:p>
-    <w:p>
-      <w:proofErr w:type="spellStart"/>
-      <w:r>
-        <w:t>Makefile</w:t>
-      </w:r>
-      <w:r>
-        <w:t>n</w:t>
-      </w:r>
-      <w:proofErr w:type="spellEnd"/>
-      <w:r>
-        <w:t xml:space="preserve"> indeholder følgende hovedmål (</w:t>
-      </w:r>
-      <w:proofErr w:type="spellStart"/>
-      <w:r>
-        <w:t>targets</w:t>
-      </w:r>
-      <w:proofErr w:type="spellEnd"/>
-      <w:r>
-        <w:t>):</w:t>
-      </w:r>
-    </w:p>
-    <w:p>
-      <w:pPr>
-        <w:numPr>
-          <w:ilvl w:val="0"/>
-          <w:numId w:val="1"/>
-        </w:numPr>
-      </w:pPr>
-      <w:r>
+      <w:r>
+        <w:t>Den kan afvikles på ethvert kompatibelt 32-bit Linux-system uden behov for yderligere installation.</w:t>
+      </w:r>
+    </w:p>
+    <w:p>
+      <w:pPr>
+        <w:pStyle w:val="NormalWeb"/>
         <w:rPr>
-          <w:b/>
-          <w:bCs/>
+          <w:color w:val="000000"/>
         </w:rPr>
-        <w:lastRenderedPageBreak/>
-        <w:t>all</w:t>
-      </w:r>
-      <w:r>
-        <w:t>: Bygger applikationen.</w:t>
-      </w:r>
-    </w:p>
-    <w:p>
-      <w:pPr>
-        <w:numPr>
-          <w:ilvl w:val="0"/>
-          <w:numId w:val="1"/>
-        </w:numPr>
-      </w:pPr>
-      <w:r>
-        <w:rPr>
-          <w:b/>
-          <w:bCs/>
-        </w:rPr>
-        <w:t>minimal-ui</w:t>
-      </w:r>
-      <w:r>
-        <w:t>: Kompilerer kildekoden til en eksekverbar fil.</w:t>
-      </w:r>
-    </w:p>
-    <w:p>
-      <w:pPr>
-        <w:numPr>
-          <w:ilvl w:val="0"/>
-          <w:numId w:val="1"/>
-        </w:numPr>
-      </w:pPr>
-      <w:proofErr w:type="spellStart"/>
-      <w:r>
-        <w:rPr>
-          <w:b/>
-          <w:bCs/>
-        </w:rPr>
-        <w:t>bundle</w:t>
-      </w:r>
-      <w:proofErr w:type="spellEnd"/>
-      <w:r>
-        <w:t>: Samler applikationen og dens afhængigheder i en distributionsmappe.</w:t>
-      </w:r>
-    </w:p>
-    <w:p>
-      <w:pPr>
-        <w:numPr>
-          <w:ilvl w:val="0"/>
-          <w:numId w:val="1"/>
-        </w:numPr>
-      </w:pPr>
-      <w:r>
-        <w:rPr>
-          <w:b/>
-          <w:bCs/>
-        </w:rPr>
-        <w:t>installer</w:t>
-      </w:r>
-      <w:r>
-        <w:t xml:space="preserve">: Opretter et </w:t>
-      </w:r>
-      <w:proofErr w:type="spellStart"/>
-      <w:r>
-        <w:t>selvudpakkende</w:t>
-      </w:r>
-      <w:proofErr w:type="spellEnd"/>
-      <w:r>
-        <w:t xml:space="preserve"> installationsscript.</w:t>
-      </w:r>
-    </w:p>
-    <w:p>
-      <w:pPr>
-        <w:numPr>
-          <w:ilvl w:val="0"/>
-          <w:numId w:val="1"/>
-        </w:numPr>
-      </w:pPr>
-      <w:r>
-        <w:rPr>
-          <w:b/>
-          <w:bCs/>
-        </w:rPr>
-        <w:t>clean</w:t>
-      </w:r>
-      <w:r>
-        <w:t>: Rydder op ved at fjerne bygget filer og mapper.</w:t>
-      </w:r>
-    </w:p>
-    <w:p/>
-    <w:p>
-      <w:pPr>
-        <w:pStyle w:val="Overskrift2"/>
-      </w:pPr>
-      <w:r>
-        <w:t>Hvordan det virker</w:t>
-      </w:r>
-    </w:p>
-    <w:p>
-      <w:pPr>
-        <w:pStyle w:val="Overskrift3"/>
-      </w:pPr>
-      <w:r>
-        <w:t>1. Bygning af applikationen</w:t>
-      </w:r>
-    </w:p>
-    <w:p>
-      <w:r>
-        <w:t>Når du kører:</w:t>
-      </w:r>
-    </w:p>
-    <w:p>
-      <w:r>
-        <w:t>”</w:t>
-      </w:r>
-      <w:proofErr w:type="spellStart"/>
-      <w:r>
-        <w:t>make</w:t>
-      </w:r>
-      <w:proofErr w:type="spellEnd"/>
-      <w:r>
-        <w:t>”</w:t>
-      </w:r>
-    </w:p>
-    <w:p>
-      <w:r>
-        <w:t xml:space="preserve">vil </w:t>
-      </w:r>
-      <w:proofErr w:type="spellStart"/>
-      <w:r>
-        <w:t>Makefile</w:t>
-      </w:r>
-      <w:proofErr w:type="spellEnd"/>
-      <w:r>
-        <w:t xml:space="preserve"> bruge </w:t>
-      </w:r>
-      <w:proofErr w:type="spellStart"/>
-      <w:r>
-        <w:t>gcc</w:t>
-      </w:r>
-      <w:proofErr w:type="spellEnd"/>
-      <w:r>
-        <w:t xml:space="preserve"> til at kompilere </w:t>
-      </w:r>
-      <w:proofErr w:type="spellStart"/>
-      <w:r>
-        <w:t>main.c</w:t>
-      </w:r>
-      <w:proofErr w:type="spellEnd"/>
-      <w:r>
-        <w:t xml:space="preserve"> med de nødvendige </w:t>
-      </w:r>
-      <w:proofErr w:type="gramStart"/>
-      <w:r>
-        <w:t>flags og biblioteker</w:t>
-      </w:r>
-      <w:proofErr w:type="gramEnd"/>
-      <w:r>
-        <w:t>, der er angivet i CFLAGS og LDLIBS.</w:t>
-      </w:r>
-    </w:p>
-    <w:p>
-      <w:pPr>
-        <w:pStyle w:val="Overskrift3"/>
-      </w:pPr>
-      <w:r>
-        <w:t>2. Samling af afhængigheder</w:t>
-      </w:r>
-    </w:p>
-    <w:p>
-      <w:r>
-        <w:t xml:space="preserve">Målet </w:t>
-      </w:r>
-      <w:proofErr w:type="spellStart"/>
-      <w:r>
-        <w:t>bundle</w:t>
-      </w:r>
-      <w:proofErr w:type="spellEnd"/>
-      <w:r>
-        <w:t xml:space="preserve"> opretter en mappe kaldet </w:t>
-      </w:r>
-      <w:proofErr w:type="spellStart"/>
-      <w:r>
-        <w:t>dist</w:t>
-      </w:r>
-      <w:proofErr w:type="spellEnd"/>
-      <w:r>
-        <w:t>, hvor applikationen og dens afhængigheder kopieres. Dette inkluderer dynamiske biblioteker og nødvendige loader-moduler. Unødvendige biblioteker som lyd- og videobiblioteker fjernes for at reducere størrelsen.</w:t>
-      </w:r>
-    </w:p>
-    <w:p>
-      <w:pPr>
-        <w:pStyle w:val="Overskrift3"/>
-      </w:pPr>
-      <w:r>
-        <w:t>3. Oprettelse af installationspakke</w:t>
-      </w:r>
-    </w:p>
-    <w:p>
-      <w:r>
-        <w:t xml:space="preserve">Målet installer pakker indholdet af </w:t>
-      </w:r>
-      <w:proofErr w:type="spellStart"/>
-      <w:r>
-        <w:t>dist</w:t>
-      </w:r>
-      <w:proofErr w:type="spellEnd"/>
-      <w:r>
-        <w:t>-mappen i en .</w:t>
-      </w:r>
-      <w:proofErr w:type="spellStart"/>
-      <w:r>
-        <w:t>tar.xz</w:t>
-      </w:r>
-      <w:proofErr w:type="spellEnd"/>
-      <w:r>
-        <w:t xml:space="preserve">-fil og genererer et installationsscript (install.sh). Dette script </w:t>
-      </w:r>
-      <w:proofErr w:type="spellStart"/>
-      <w:r>
-        <w:t>udpakker</w:t>
-      </w:r>
-      <w:proofErr w:type="spellEnd"/>
-      <w:r>
-        <w:t xml:space="preserve"> applikationen til brugerens hjemmemappe.</w:t>
-      </w:r>
-    </w:p>
-    <w:p>
-      <w:pPr>
-        <w:pStyle w:val="Overskrift3"/>
-      </w:pPr>
-      <w:r>
-        <w:t>4. Rydning af bygget filer</w:t>
-      </w:r>
-    </w:p>
-    <w:p>
-      <w:r>
-        <w:t>Målet clean fjerner de genererede filer og mapper, så du kan starte forfra med en ren opbygning.</w:t>
-      </w:r>
+      </w:pPr>
     </w:p>
     <w:p/>
     <w:p>
@@ -452,6 +844,56 @@
     </w:sectPr>
   </w:body>
 </w:document>
+</file>
+
+<file path=word/endnotes.xml><?xml version="1.0" encoding="utf-8"?>
+<w:endnotes xmlns:wpc="http://schemas.microsoft.com/office/word/2010/wordprocessingCanvas" xmlns:cx="http://schemas.microsoft.com/office/drawing/2014/chartex" xmlns:cx1="http://schemas.microsoft.com/office/drawing/2015/9/8/chartex" xmlns:cx2="http://schemas.microsoft.com/office/drawing/2015/10/21/chartex" xmlns:cx3="http://schemas.microsoft.com/office/drawing/2016/5/9/chartex" xmlns:cx4="http://schemas.microsoft.com/office/drawing/2016/5/10/chartex" xmlns:cx5="http://schemas.microsoft.com/office/drawing/2016/5/11/chartex" xmlns:cx6="http://schemas.microsoft.com/office/drawing/2016/5/12/chartex" xmlns:cx7="http://schemas.microsoft.com/office/drawing/2016/5/13/chartex" xmlns:cx8="http://schemas.microsoft.com/office/drawing/2016/5/14/chartex" xmlns:mc="http://schemas.openxmlformats.org/markup-compatibility/2006" xmlns:aink="http://schemas.microsoft.com/office/drawing/2016/ink" xmlns:am3d="http://schemas.microsoft.com/office/drawing/2017/model3d" xmlns:o="urn:schemas-microsoft-com:office:office" xmlns:oel="http://schemas.microsoft.com/office/2019/extlst" xmlns:r="http://schemas.openxmlformats.org/officeDocument/2006/relationships" xmlns:m="http://schemas.openxmlformats.org/officeDocument/2006/math" xmlns:v="urn:schemas-microsoft-com:vml" xmlns:wp14="http://schemas.microsoft.com/office/word/2010/wordprocessingDrawing" xmlns:wp="http://schemas.openxmlformats.org/drawingml/2006/wordprocessingDrawing" xmlns:w10="urn:schemas-microsoft-com:office:word" xmlns:w="http://schemas.openxmlformats.org/wordprocessingml/2006/main" xmlns:w14="http://schemas.microsoft.com/office/word/2010/wordml" xmlns:w15="http://schemas.microsoft.com/office/word/2012/wordml" xmlns:w16cex="http://schemas.microsoft.com/office/word/2018/wordml/cex" xmlns:w16cid="http://schemas.microsoft.com/office/word/2016/wordml/cid" xmlns:w16="http://schemas.microsoft.com/office/word/2018/wordml" xmlns:w16du="http://schemas.microsoft.com/office/word/2023/wordml/word16du" xmlns:w16sdtdh="http://schemas.microsoft.com/office/word/2020/wordml/sdtdatahash" xmlns:w16sdtfl="http://schemas.microsoft.com/office/word/2024/wordml/sdtformatlock" xmlns:w16se="http://schemas.microsoft.com/office/word/2015/wordml/symex" xmlns:wpg="http://schemas.microsoft.com/office/word/2010/wordprocessingGroup" xmlns:wpi="http://schemas.microsoft.com/office/word/2010/wordprocessingInk" xmlns:wne="http://schemas.microsoft.com/office/word/2006/wordml" xmlns:wps="http://schemas.microsoft.com/office/word/2010/wordprocessingShape" mc:Ignorable="w14 w15 w16se w16cid w16 w16cex w16sdtdh w16sdtfl w16du wp14">
+  <w:endnote w:type="separator" w:id="-1">
+    <w:p>
+      <w:pPr>
+        <w:spacing w:after="0" w:line="240" w:lineRule="auto"/>
+      </w:pPr>
+      <w:r>
+        <w:separator/>
+      </w:r>
+    </w:p>
+  </w:endnote>
+  <w:endnote w:type="continuationSeparator" w:id="0">
+    <w:p>
+      <w:pPr>
+        <w:spacing w:after="0" w:line="240" w:lineRule="auto"/>
+      </w:pPr>
+      <w:r>
+        <w:continuationSeparator/>
+      </w:r>
+    </w:p>
+  </w:endnote>
+</w:endnotes>
+</file>
+
+<file path=word/footnotes.xml><?xml version="1.0" encoding="utf-8"?>
+<w:footnotes xmlns:wpc="http://schemas.microsoft.com/office/word/2010/wordprocessingCanvas" xmlns:cx="http://schemas.microsoft.com/office/drawing/2014/chartex" xmlns:cx1="http://schemas.microsoft.com/office/drawing/2015/9/8/chartex" xmlns:cx2="http://schemas.microsoft.com/office/drawing/2015/10/21/chartex" xmlns:cx3="http://schemas.microsoft.com/office/drawing/2016/5/9/chartex" xmlns:cx4="http://schemas.microsoft.com/office/drawing/2016/5/10/chartex" xmlns:cx5="http://schemas.microsoft.com/office/drawing/2016/5/11/chartex" xmlns:cx6="http://schemas.microsoft.com/office/drawing/2016/5/12/chartex" xmlns:cx7="http://schemas.microsoft.com/office/drawing/2016/5/13/chartex" xmlns:cx8="http://schemas.microsoft.com/office/drawing/2016/5/14/chartex" xmlns:mc="http://schemas.openxmlformats.org/markup-compatibility/2006" xmlns:aink="http://schemas.microsoft.com/office/drawing/2016/ink" xmlns:am3d="http://schemas.microsoft.com/office/drawing/2017/model3d" xmlns:o="urn:schemas-microsoft-com:office:office" xmlns:oel="http://schemas.microsoft.com/office/2019/extlst" xmlns:r="http://schemas.openxmlformats.org/officeDocument/2006/relationships" xmlns:m="http://schemas.openxmlformats.org/officeDocument/2006/math" xmlns:v="urn:schemas-microsoft-com:vml" xmlns:wp14="http://schemas.microsoft.com/office/word/2010/wordprocessingDrawing" xmlns:wp="http://schemas.openxmlformats.org/drawingml/2006/wordprocessingDrawing" xmlns:w10="urn:schemas-microsoft-com:office:word" xmlns:w="http://schemas.openxmlformats.org/wordprocessingml/2006/main" xmlns:w14="http://schemas.microsoft.com/office/word/2010/wordml" xmlns:w15="http://schemas.microsoft.com/office/word/2012/wordml" xmlns:w16cex="http://schemas.microsoft.com/office/word/2018/wordml/cex" xmlns:w16cid="http://schemas.microsoft.com/office/word/2016/wordml/cid" xmlns:w16="http://schemas.microsoft.com/office/word/2018/wordml" xmlns:w16du="http://schemas.microsoft.com/office/word/2023/wordml/word16du" xmlns:w16sdtdh="http://schemas.microsoft.com/office/word/2020/wordml/sdtdatahash" xmlns:w16sdtfl="http://schemas.microsoft.com/office/word/2024/wordml/sdtformatlock" xmlns:w16se="http://schemas.microsoft.com/office/word/2015/wordml/symex" xmlns:wpg="http://schemas.microsoft.com/office/word/2010/wordprocessingGroup" xmlns:wpi="http://schemas.microsoft.com/office/word/2010/wordprocessingInk" xmlns:wne="http://schemas.microsoft.com/office/word/2006/wordml" xmlns:wps="http://schemas.microsoft.com/office/word/2010/wordprocessingShape" mc:Ignorable="w14 w15 w16se w16cid w16 w16cex w16sdtdh w16sdtfl w16du wp14">
+  <w:footnote w:type="separator" w:id="-1">
+    <w:p>
+      <w:pPr>
+        <w:spacing w:after="0" w:line="240" w:lineRule="auto"/>
+      </w:pPr>
+      <w:r>
+        <w:separator/>
+      </w:r>
+    </w:p>
+  </w:footnote>
+  <w:footnote w:type="continuationSeparator" w:id="0">
+    <w:p>
+      <w:pPr>
+        <w:spacing w:after="0" w:line="240" w:lineRule="auto"/>
+      </w:pPr>
+      <w:r>
+        <w:continuationSeparator/>
+      </w:r>
+    </w:p>
+  </w:footnote>
+</w:footnotes>
 </file>
 
 <file path=word/numbering.xml><?xml version="1.0" encoding="utf-8"?>
@@ -1212,6 +1654,7 @@
   <w:style w:type="character" w:default="1" w:styleId="Standardskrifttypeiafsnit">
     <w:name w:val="Default Paragraph Font"/>
     <w:uiPriority w:val="1"/>
+    <w:semiHidden/>
     <w:unhideWhenUsed/>
   </w:style>
   <w:style w:type="table" w:default="1" w:styleId="Tabel-Normal">
@@ -1545,6 +1988,78 @@
       <w:color w:val="605E5C"/>
       <w:shd w:val="clear" w:color="auto" w:fill="E1DFDD"/>
     </w:rPr>
+  </w:style>
+  <w:style w:type="character" w:styleId="Strk">
+    <w:name w:val="Strong"/>
+    <w:basedOn w:val="Standardskrifttypeiafsnit"/>
+    <w:uiPriority w:val="22"/>
+    <w:qFormat/>
+    <w:rsid w:val="008421B2"/>
+    <w:rPr>
+      <w:b/>
+      <w:bCs/>
+    </w:rPr>
+  </w:style>
+  <w:style w:type="paragraph" w:styleId="NormalWeb">
+    <w:name w:val="Normal (Web)"/>
+    <w:basedOn w:val="Normal"/>
+    <w:uiPriority w:val="99"/>
+    <w:semiHidden/>
+    <w:unhideWhenUsed/>
+    <w:rsid w:val="008421B2"/>
+    <w:pPr>
+      <w:spacing w:before="100" w:beforeAutospacing="1" w:after="100" w:afterAutospacing="1" w:line="240" w:lineRule="auto"/>
+    </w:pPr>
+    <w:rPr>
+      <w:rFonts w:ascii="Times New Roman" w:eastAsia="Times New Roman" w:hAnsi="Times New Roman" w:cs="Times New Roman"/>
+      <w:kern w:val="0"/>
+      <w:lang w:eastAsia="da-DK"/>
+      <w14:ligatures w14:val="none"/>
+    </w:rPr>
+  </w:style>
+  <w:style w:type="paragraph" w:styleId="Sidehoved">
+    <w:name w:val="header"/>
+    <w:basedOn w:val="Normal"/>
+    <w:link w:val="SidehovedTegn"/>
+    <w:uiPriority w:val="99"/>
+    <w:unhideWhenUsed/>
+    <w:rsid w:val="008421B2"/>
+    <w:pPr>
+      <w:tabs>
+        <w:tab w:val="center" w:pos="4819"/>
+        <w:tab w:val="right" w:pos="9638"/>
+      </w:tabs>
+      <w:spacing w:after="0" w:line="240" w:lineRule="auto"/>
+    </w:pPr>
+  </w:style>
+  <w:style w:type="character" w:customStyle="1" w:styleId="SidehovedTegn">
+    <w:name w:val="Sidehoved Tegn"/>
+    <w:basedOn w:val="Standardskrifttypeiafsnit"/>
+    <w:link w:val="Sidehoved"/>
+    <w:uiPriority w:val="99"/>
+    <w:rsid w:val="008421B2"/>
+  </w:style>
+  <w:style w:type="paragraph" w:styleId="Sidefod">
+    <w:name w:val="footer"/>
+    <w:basedOn w:val="Normal"/>
+    <w:link w:val="SidefodTegn"/>
+    <w:uiPriority w:val="99"/>
+    <w:unhideWhenUsed/>
+    <w:rsid w:val="008421B2"/>
+    <w:pPr>
+      <w:tabs>
+        <w:tab w:val="center" w:pos="4819"/>
+        <w:tab w:val="right" w:pos="9638"/>
+      </w:tabs>
+      <w:spacing w:after="0" w:line="240" w:lineRule="auto"/>
+    </w:pPr>
+  </w:style>
+  <w:style w:type="character" w:customStyle="1" w:styleId="SidefodTegn">
+    <w:name w:val="Sidefod Tegn"/>
+    <w:basedOn w:val="Standardskrifttypeiafsnit"/>
+    <w:link w:val="Sidefod"/>
+    <w:uiPriority w:val="99"/>
+    <w:rsid w:val="008421B2"/>
   </w:style>
 </w:styles>
 </file>
